--- a/templates/6.2_竣工验收报告.docx
+++ b/templates/6.2_竣工验收报告.docx
@@ -48,49 +48,25 @@
       <w:tr>
         <w:tc>
           <w:tcPr>
-            <w:tcW w:w="2800" w:type="dxa"/>
-            <w:tcBorders>
-              <w:top w:val="single" w:sz="4" w:color="8A6A3A"/>
-              <w:left w:val="single" w:sz="4" w:color="8A6A3A"/>
-              <w:bottom w:val="single" w:sz="4" w:color="8A6A3A"/>
-              <w:right w:val="single" w:sz="4" w:color="8A6A3A"/>
-            </w:tcBorders>
-            <w:shd w:val="clear" w:color="auto" w:fill="FFF8EE"/>
-          </w:tcPr>
-          <w:p>
-            <w:pPr>
-              <w:spacing w:before="40" w:after="40"/>
-            </w:pPr>
-            <w:r>
-              <w:rPr>
-                <w:rFonts w:ascii="宋体" w:hAnsi="宋体" w:eastAsia="宋体"/>
-                <w:sz w:val="21"/>
-              </w:rPr>
-              <w:t xml:space="preserve">项目名称</w:t>
-            </w:r>
-          </w:p>
-        </w:tc>
-        <w:tc>
-          <w:tcPr>
-            <w:tcW w:w="6500" w:type="dxa"/>
-            <w:tcBorders>
-              <w:top w:val="single" w:sz="4" w:color="8A6A3A"/>
-              <w:left w:val="single" w:sz="4" w:color="8A6A3A"/>
-              <w:bottom w:val="single" w:sz="4" w:color="8A6A3A"/>
-              <w:right w:val="single" w:sz="4" w:color="8A6A3A"/>
-            </w:tcBorders>
-            <w:shd w:val="clear" w:color="auto" w:fill="FFF8EE"/>
-          </w:tcPr>
-          <w:p>
-            <w:pPr>
-              <w:spacing w:before="40" w:after="40"/>
-            </w:pPr>
-            <w:r>
-              <w:rPr>
-                <w:rFonts w:ascii="宋体" w:hAnsi="宋体" w:eastAsia="宋体"/>
-                <w:sz w:val="21"/>
-              </w:rPr>
-              <w:t xml:space="preserve"/>
+            <w:tcW w:w="9300" w:type="dxa"/>
+            <w:gridSpan w:val="2"/>
+            <w:shd w:val="clear" w:color="auto" w:fill="6B3A2A"/>
+            <w:tcBorders>
+              <w:top w:val="single" w:sz="4" w:color="6B3A2A"/>
+              <w:left w:val="single" w:sz="4" w:color="6B3A2A"/>
+              <w:bottom w:val="single" w:sz="4" w:color="6B3A2A"/>
+              <w:right w:val="single" w:sz="4" w:color="6B3A2A"/>
+            </w:tcBorders>
+          </w:tcPr>
+          <w:p>
+            <w:r>
+              <w:rPr>
+                <w:b/>
+                <w:color w:val="FFFFFF"/>
+                <w:rFonts w:eastAsia="黑体"/>
+                <w:sz w:val="20"/>
+              </w:rPr>
+              <w:t>验收单位</w:t>
             </w:r>
           </w:p>
         </w:tc>
@@ -217,56 +193,6 @@
                 <w:sz w:val="21"/>
               </w:rPr>
               <w:t xml:space="preserve">施工单位</w:t>
-            </w:r>
-          </w:p>
-        </w:tc>
-        <w:tc>
-          <w:tcPr>
-            <w:tcW w:w="6500" w:type="dxa"/>
-            <w:tcBorders>
-              <w:top w:val="single" w:sz="4" w:color="8A6A3A"/>
-              <w:left w:val="single" w:sz="4" w:color="8A6A3A"/>
-              <w:bottom w:val="single" w:sz="4" w:color="8A6A3A"/>
-              <w:right w:val="single" w:sz="4" w:color="8A6A3A"/>
-            </w:tcBorders>
-            <w:shd w:val="clear" w:color="auto" w:fill="FFF8EE"/>
-          </w:tcPr>
-          <w:p>
-            <w:pPr>
-              <w:spacing w:before="40" w:after="40"/>
-            </w:pPr>
-            <w:r>
-              <w:rPr>
-                <w:rFonts w:ascii="宋体" w:hAnsi="宋体" w:eastAsia="宋体"/>
-                <w:sz w:val="21"/>
-              </w:rPr>
-              <w:t xml:space="preserve"/>
-            </w:r>
-          </w:p>
-        </w:tc>
-      </w:tr>
-      <w:tr>
-        <w:tc>
-          <w:tcPr>
-            <w:tcW w:w="2800" w:type="dxa"/>
-            <w:tcBorders>
-              <w:top w:val="single" w:sz="4" w:color="8A6A3A"/>
-              <w:left w:val="single" w:sz="4" w:color="8A6A3A"/>
-              <w:bottom w:val="single" w:sz="4" w:color="8A6A3A"/>
-              <w:right w:val="single" w:sz="4" w:color="8A6A3A"/>
-            </w:tcBorders>
-            <w:shd w:val="clear" w:color="auto" w:fill="FFF8EE"/>
-          </w:tcPr>
-          <w:p>
-            <w:pPr>
-              <w:spacing w:before="40" w:after="40"/>
-            </w:pPr>
-            <w:r>
-              <w:rPr>
-                <w:rFonts w:ascii="宋体" w:hAnsi="宋体" w:eastAsia="宋体"/>
-                <w:sz w:val="21"/>
-              </w:rPr>
-              <w:t xml:space="preserve">合同号</w:t>
             </w:r>
           </w:p>
         </w:tc>
@@ -676,57 +602,57 @@
                 <w:rFonts w:ascii="宋体" w:hAnsi="宋体" w:eastAsia="宋体"/>
                 <w:sz w:val="21"/>
               </w:rPr>
+              <w:t xml:space="preserve">监理单位</w:t>
+            </w:r>
+          </w:p>
+        </w:tc>
+        <w:tc>
+          <w:tcPr>
+            <w:tcW w:w="6500" w:type="dxa"/>
+            <w:tcBorders>
+              <w:top w:val="single" w:sz="4" w:color="8A6A3A"/>
+              <w:left w:val="single" w:sz="4" w:color="8A6A3A"/>
+              <w:bottom w:val="single" w:sz="4" w:color="8A6A3A"/>
+              <w:right w:val="single" w:sz="4" w:color="8A6A3A"/>
+            </w:tcBorders>
+            <w:shd w:val="clear" w:color="auto" w:fill="FFF8EE"/>
+          </w:tcPr>
+          <w:p>
+            <w:pPr>
+              <w:spacing w:before="40" w:after="40"/>
+            </w:pPr>
+            <w:r>
+              <w:rPr>
+                <w:rFonts w:ascii="宋体" w:hAnsi="宋体" w:eastAsia="宋体"/>
+                <w:sz w:val="21"/>
+              </w:rPr>
+              <w:t xml:space="preserve"/>
+            </w:r>
+          </w:p>
+        </w:tc>
+      </w:tr>
+      <w:tr>
+        <w:tc>
+          <w:tcPr>
+            <w:tcW w:w="2800" w:type="dxa"/>
+            <w:tcBorders>
+              <w:top w:val="single" w:sz="4" w:color="8A6A3A"/>
+              <w:left w:val="single" w:sz="4" w:color="8A6A3A"/>
+              <w:bottom w:val="single" w:sz="4" w:color="8A6A3A"/>
+              <w:right w:val="single" w:sz="4" w:color="8A6A3A"/>
+            </w:tcBorders>
+            <w:shd w:val="clear" w:color="auto" w:fill="FFF8EE"/>
+          </w:tcPr>
+          <w:p>
+            <w:pPr>
+              <w:spacing w:before="40" w:after="40"/>
+            </w:pPr>
+            <w:r>
+              <w:rPr>
+                <w:rFonts w:ascii="宋体" w:hAnsi="宋体" w:eastAsia="宋体"/>
+                <w:sz w:val="21"/>
+              </w:rPr>
               <w:t xml:space="preserve">施工单位</w:t>
-            </w:r>
-          </w:p>
-        </w:tc>
-        <w:tc>
-          <w:tcPr>
-            <w:tcW w:w="6500" w:type="dxa"/>
-            <w:tcBorders>
-              <w:top w:val="single" w:sz="4" w:color="8A6A3A"/>
-              <w:left w:val="single" w:sz="4" w:color="8A6A3A"/>
-              <w:bottom w:val="single" w:sz="4" w:color="8A6A3A"/>
-              <w:right w:val="single" w:sz="4" w:color="8A6A3A"/>
-            </w:tcBorders>
-            <w:shd w:val="clear" w:color="auto" w:fill="FFF8EE"/>
-          </w:tcPr>
-          <w:p>
-            <w:pPr>
-              <w:spacing w:before="40" w:after="40"/>
-            </w:pPr>
-            <w:r>
-              <w:rPr>
-                <w:rFonts w:ascii="宋体" w:hAnsi="宋体" w:eastAsia="宋体"/>
-                <w:sz w:val="21"/>
-              </w:rPr>
-              <w:t xml:space="preserve"/>
-            </w:r>
-          </w:p>
-        </w:tc>
-      </w:tr>
-      <w:tr>
-        <w:tc>
-          <w:tcPr>
-            <w:tcW w:w="2800" w:type="dxa"/>
-            <w:tcBorders>
-              <w:top w:val="single" w:sz="4" w:color="8A6A3A"/>
-              <w:left w:val="single" w:sz="4" w:color="8A6A3A"/>
-              <w:bottom w:val="single" w:sz="4" w:color="8A6A3A"/>
-              <w:right w:val="single" w:sz="4" w:color="8A6A3A"/>
-            </w:tcBorders>
-            <w:shd w:val="clear" w:color="auto" w:fill="FFF8EE"/>
-          </w:tcPr>
-          <w:p>
-            <w:pPr>
-              <w:spacing w:before="40" w:after="40"/>
-            </w:pPr>
-            <w:r>
-              <w:rPr>
-                <w:rFonts w:ascii="宋体" w:hAnsi="宋体" w:eastAsia="宋体"/>
-                <w:sz w:val="21"/>
-              </w:rPr>
-              <w:t xml:space="preserve">监理单位</w:t>
             </w:r>
           </w:p>
         </w:tc>
